--- a/Ankit_Shukla_Resume.docx
+++ b/Ankit_Shukla_Resume.docx
@@ -70,27 +70,7 @@
           <w:sz w:val="20"/>
           <w:szCs w:val="20"/>
         </w:rPr>
-        <w:t xml:space="preserve">Senior Software Engineer | C/C++ | Linux Systems | GPU &amp; </w:t>
-      </w:r>
-      <w:r>
-        <w:rPr>
-          <w:b/>
-          <w:bCs/>
-          <w:color w:val="333333"/>
-          <w:sz w:val="20"/>
-          <w:szCs w:val="20"/>
-        </w:rPr>
-        <w:t xml:space="preserve">Linux </w:t>
-      </w:r>
-      <w:r>
-        <w:rPr>
-          <w:b/>
-          <w:bCs/>
-          <w:color w:val="333333"/>
-          <w:sz w:val="20"/>
-          <w:szCs w:val="20"/>
-        </w:rPr>
-        <w:t>Graphics Stack | Embedded &amp; Avionics Systems | Cloud Native</w:t>
+        <w:t>Senior Software Engineer | C/C++ | Linux Systems | GPU &amp; Linux Graphics Stack | Embedded &amp; Avionics Systems | Cloud Native</w:t>
       </w:r>
     </w:p>
     <w:p>
@@ -245,7 +225,7 @@
         <w:pStyle w:val="ListParagraph"/>
         <w:numPr>
           <w:ilvl w:val="0"/>
-          <w:numId w:val="3"/>
+          <w:numId w:val="4"/>
         </w:numPr>
         <w:spacing w:before="0" w:after="40"/>
         <w:rPr/>
@@ -274,7 +254,7 @@
         <w:pStyle w:val="ListParagraph"/>
         <w:numPr>
           <w:ilvl w:val="0"/>
-          <w:numId w:val="1"/>
+          <w:numId w:val="5"/>
         </w:numPr>
         <w:spacing w:before="0" w:after="40"/>
         <w:rPr/>
@@ -303,7 +283,7 @@
         <w:pStyle w:val="ListParagraph"/>
         <w:numPr>
           <w:ilvl w:val="0"/>
-          <w:numId w:val="1"/>
+          <w:numId w:val="6"/>
         </w:numPr>
         <w:spacing w:before="0" w:after="40"/>
         <w:rPr/>
@@ -332,7 +312,7 @@
         <w:pStyle w:val="ListParagraph"/>
         <w:numPr>
           <w:ilvl w:val="0"/>
-          <w:numId w:val="1"/>
+          <w:numId w:val="7"/>
         </w:numPr>
         <w:spacing w:before="0" w:after="40"/>
         <w:rPr/>
@@ -361,7 +341,7 @@
         <w:pStyle w:val="ListParagraph"/>
         <w:numPr>
           <w:ilvl w:val="0"/>
-          <w:numId w:val="1"/>
+          <w:numId w:val="8"/>
         </w:numPr>
         <w:spacing w:before="0" w:after="40"/>
         <w:rPr/>
@@ -390,7 +370,7 @@
         <w:pStyle w:val="ListParagraph"/>
         <w:numPr>
           <w:ilvl w:val="0"/>
-          <w:numId w:val="1"/>
+          <w:numId w:val="9"/>
         </w:numPr>
         <w:spacing w:before="0" w:after="40"/>
         <w:rPr/>
@@ -411,7 +391,7 @@
         <w:pStyle w:val="ListParagraph"/>
         <w:numPr>
           <w:ilvl w:val="0"/>
-          <w:numId w:val="1"/>
+          <w:numId w:val="10"/>
         </w:numPr>
         <w:spacing w:before="0" w:after="40"/>
         <w:rPr/>
@@ -440,7 +420,7 @@
         <w:pStyle w:val="ListParagraph"/>
         <w:numPr>
           <w:ilvl w:val="0"/>
-          <w:numId w:val="1"/>
+          <w:numId w:val="11"/>
         </w:numPr>
         <w:spacing w:before="0" w:after="40"/>
         <w:rPr/>
@@ -469,7 +449,7 @@
         <w:pStyle w:val="ListParagraph"/>
         <w:numPr>
           <w:ilvl w:val="0"/>
-          <w:numId w:val="1"/>
+          <w:numId w:val="12"/>
         </w:numPr>
         <w:spacing w:before="0" w:after="40"/>
         <w:rPr/>
@@ -498,7 +478,7 @@
         <w:pStyle w:val="ListParagraph"/>
         <w:numPr>
           <w:ilvl w:val="0"/>
-          <w:numId w:val="1"/>
+          <w:numId w:val="13"/>
         </w:numPr>
         <w:spacing w:before="0" w:after="40"/>
         <w:rPr/>
@@ -527,7 +507,7 @@
         <w:pStyle w:val="ListParagraph"/>
         <w:numPr>
           <w:ilvl w:val="0"/>
-          <w:numId w:val="1"/>
+          <w:numId w:val="14"/>
         </w:numPr>
         <w:spacing w:before="0" w:after="40"/>
         <w:rPr/>
@@ -548,7 +528,7 @@
         <w:pStyle w:val="ListParagraph"/>
         <w:numPr>
           <w:ilvl w:val="0"/>
-          <w:numId w:val="1"/>
+          <w:numId w:val="15"/>
         </w:numPr>
         <w:spacing w:before="0" w:after="40"/>
         <w:rPr/>
@@ -569,7 +549,7 @@
         <w:pStyle w:val="ListParagraph"/>
         <w:numPr>
           <w:ilvl w:val="0"/>
-          <w:numId w:val="1"/>
+          <w:numId w:val="16"/>
         </w:numPr>
         <w:spacing w:before="0" w:after="40"/>
         <w:rPr/>
@@ -878,6 +858,31 @@
           <w:sz w:val="20"/>
           <w:szCs w:val="20"/>
         </w:rPr>
+        <w:t xml:space="preserve">Security &amp; Compliance: </w:t>
+      </w:r>
+      <w:r>
+        <w:rPr>
+          <w:color w:val="333333"/>
+          <w:sz w:val="20"/>
+          <w:szCs w:val="20"/>
+        </w:rPr>
+        <w:t>SBOM (Software Bill of Materials), JFrog Artifactory, Black Duck</w:t>
+      </w:r>
+    </w:p>
+    <w:p>
+      <w:pPr>
+        <w:pStyle w:val="Normal"/>
+        <w:spacing w:before="0" w:after="40"/>
+        <w:rPr/>
+      </w:pPr>
+      <w:r>
+        <w:rPr>
+          <w:b/>
+          <w:bCs/>
+          <w:color w:val="333333"/>
+          <w:sz w:val="20"/>
+          <w:szCs w:val="20"/>
+        </w:rPr>
         <w:t xml:space="preserve">Build Tools: </w:t>
       </w:r>
       <w:r>
@@ -1032,7 +1037,7 @@
         <w:pStyle w:val="ListParagraph"/>
         <w:numPr>
           <w:ilvl w:val="0"/>
-          <w:numId w:val="1"/>
+          <w:numId w:val="17"/>
         </w:numPr>
         <w:spacing w:before="0" w:after="40"/>
         <w:rPr/>
@@ -1051,7 +1056,7 @@
         <w:pStyle w:val="ListParagraph"/>
         <w:numPr>
           <w:ilvl w:val="0"/>
-          <w:numId w:val="1"/>
+          <w:numId w:val="18"/>
         </w:numPr>
         <w:spacing w:before="0" w:after="40"/>
         <w:rPr/>
@@ -1070,7 +1075,7 @@
         <w:pStyle w:val="ListParagraph"/>
         <w:numPr>
           <w:ilvl w:val="0"/>
-          <w:numId w:val="1"/>
+          <w:numId w:val="19"/>
         </w:numPr>
         <w:spacing w:before="0" w:after="40"/>
         <w:rPr/>
@@ -1089,7 +1094,7 @@
         <w:pStyle w:val="ListParagraph"/>
         <w:numPr>
           <w:ilvl w:val="0"/>
-          <w:numId w:val="1"/>
+          <w:numId w:val="20"/>
         </w:numPr>
         <w:spacing w:before="0" w:after="40"/>
         <w:rPr/>
@@ -1108,7 +1113,7 @@
         <w:pStyle w:val="ListParagraph"/>
         <w:numPr>
           <w:ilvl w:val="0"/>
-          <w:numId w:val="1"/>
+          <w:numId w:val="21"/>
         </w:numPr>
         <w:spacing w:before="0" w:after="40"/>
         <w:rPr/>
@@ -1127,18 +1132,18 @@
         <w:pStyle w:val="ListParagraph"/>
         <w:numPr>
           <w:ilvl w:val="0"/>
-          <w:numId w:val="1"/>
-        </w:numPr>
-        <w:spacing w:before="0" w:after="40"/>
-        <w:rPr/>
-      </w:pPr>
-      <w:r>
-        <w:rPr>
-          <w:color w:val="333333"/>
-          <w:sz w:val="20"/>
-          <w:szCs w:val="20"/>
-        </w:rPr>
-        <w:t>Maintained the build/image scripts used to produce Heimdall deployment images across environments.</w:t>
+          <w:numId w:val="22"/>
+        </w:numPr>
+        <w:spacing w:before="0" w:after="40"/>
+        <w:rPr/>
+      </w:pPr>
+      <w:r>
+        <w:rPr>
+          <w:color w:val="333333"/>
+          <w:sz w:val="20"/>
+          <w:szCs w:val="20"/>
+        </w:rPr>
+        <w:t>Maintained the build/image scripts used to produce Heimdall deployment images across environments, including generating SBOMs (Software Bill of Materials) for build artifacts to support vulnerability tracking and compliance requirements.</w:t>
       </w:r>
     </w:p>
     <w:p>
@@ -1180,15 +1185,15 @@
           <w:szCs w:val="20"/>
         </w:rPr>
         <w:tab/>
-        <w:t>Jan 2023 – Dec 2024</w:t>
-      </w:r>
-    </w:p>
-    <w:p>
-      <w:pPr>
-        <w:pStyle w:val="ListParagraph"/>
-        <w:numPr>
-          <w:ilvl w:val="0"/>
-          <w:numId w:val="1"/>
+        <w:t xml:space="preserve">  Jan 2023 – Dec 2024</w:t>
+      </w:r>
+    </w:p>
+    <w:p>
+      <w:pPr>
+        <w:pStyle w:val="ListParagraph"/>
+        <w:numPr>
+          <w:ilvl w:val="0"/>
+          <w:numId w:val="23"/>
         </w:numPr>
         <w:spacing w:before="0" w:after="40"/>
         <w:rPr/>
@@ -1207,7 +1212,7 @@
         <w:pStyle w:val="ListParagraph"/>
         <w:numPr>
           <w:ilvl w:val="0"/>
-          <w:numId w:val="1"/>
+          <w:numId w:val="24"/>
         </w:numPr>
         <w:spacing w:before="0" w:after="40"/>
         <w:rPr/>
@@ -1226,7 +1231,7 @@
         <w:pStyle w:val="ListParagraph"/>
         <w:numPr>
           <w:ilvl w:val="0"/>
-          <w:numId w:val="1"/>
+          <w:numId w:val="25"/>
         </w:numPr>
         <w:spacing w:before="0" w:after="40"/>
         <w:rPr/>
@@ -1245,7 +1250,7 @@
         <w:pStyle w:val="ListParagraph"/>
         <w:numPr>
           <w:ilvl w:val="0"/>
-          <w:numId w:val="1"/>
+          <w:numId w:val="26"/>
         </w:numPr>
         <w:spacing w:before="0" w:after="40"/>
         <w:rPr/>
@@ -1257,6 +1262,25 @@
           <w:szCs w:val="20"/>
         </w:rPr>
         <w:t>Triaged vulnerabilities flagged by Black Duck in OpenSSL/Poco and assessed real-world impact on SLIC before prioritizing fixes.</w:t>
+      </w:r>
+    </w:p>
+    <w:p>
+      <w:pPr>
+        <w:pStyle w:val="ListParagraph"/>
+        <w:numPr>
+          <w:ilvl w:val="0"/>
+          <w:numId w:val="27"/>
+        </w:numPr>
+        <w:spacing w:before="0" w:after="40"/>
+        <w:rPr/>
+      </w:pPr>
+      <w:r>
+        <w:rPr>
+          <w:color w:val="333333"/>
+          <w:sz w:val="20"/>
+          <w:szCs w:val="20"/>
+        </w:rPr>
+        <w:t>Published and maintained SLIC build artifacts in JFrog Artifactory and generated SBOMs (Software Bill of Materials) for the component to support downstream CVE tracking and compliance sign-off.</w:t>
       </w:r>
     </w:p>
     <w:p>
@@ -1306,7 +1330,7 @@
         <w:pStyle w:val="ListParagraph"/>
         <w:numPr>
           <w:ilvl w:val="0"/>
-          <w:numId w:val="1"/>
+          <w:numId w:val="28"/>
         </w:numPr>
         <w:spacing w:before="0" w:after="40"/>
         <w:rPr/>
@@ -1325,7 +1349,7 @@
         <w:pStyle w:val="ListParagraph"/>
         <w:numPr>
           <w:ilvl w:val="0"/>
-          <w:numId w:val="1"/>
+          <w:numId w:val="29"/>
         </w:numPr>
         <w:spacing w:before="0" w:after="40"/>
         <w:rPr/>
@@ -1344,7 +1368,7 @@
         <w:pStyle w:val="ListParagraph"/>
         <w:numPr>
           <w:ilvl w:val="0"/>
-          <w:numId w:val="1"/>
+          <w:numId w:val="30"/>
         </w:numPr>
         <w:spacing w:before="0" w:after="40"/>
         <w:rPr/>
@@ -1363,7 +1387,7 @@
         <w:pStyle w:val="ListParagraph"/>
         <w:numPr>
           <w:ilvl w:val="0"/>
-          <w:numId w:val="1"/>
+          <w:numId w:val="31"/>
         </w:numPr>
         <w:spacing w:before="0" w:after="40"/>
         <w:rPr/>
@@ -1382,7 +1406,7 @@
         <w:pStyle w:val="ListParagraph"/>
         <w:numPr>
           <w:ilvl w:val="0"/>
-          <w:numId w:val="1"/>
+          <w:numId w:val="32"/>
         </w:numPr>
         <w:spacing w:before="0" w:after="40"/>
         <w:rPr/>
@@ -1443,7 +1467,7 @@
         <w:pStyle w:val="ListParagraph"/>
         <w:numPr>
           <w:ilvl w:val="0"/>
-          <w:numId w:val="1"/>
+          <w:numId w:val="33"/>
         </w:numPr>
         <w:spacing w:before="0" w:after="40"/>
         <w:rPr/>
@@ -1462,7 +1486,7 @@
         <w:pStyle w:val="ListParagraph"/>
         <w:numPr>
           <w:ilvl w:val="0"/>
-          <w:numId w:val="1"/>
+          <w:numId w:val="34"/>
         </w:numPr>
         <w:spacing w:before="0" w:after="40"/>
         <w:rPr/>
@@ -1481,7 +1505,7 @@
         <w:pStyle w:val="ListParagraph"/>
         <w:numPr>
           <w:ilvl w:val="0"/>
-          <w:numId w:val="1"/>
+          <w:numId w:val="35"/>
         </w:numPr>
         <w:spacing w:before="0" w:after="40"/>
         <w:rPr/>
@@ -1542,7 +1566,7 @@
         <w:pStyle w:val="ListParagraph"/>
         <w:numPr>
           <w:ilvl w:val="0"/>
-          <w:numId w:val="1"/>
+          <w:numId w:val="36"/>
         </w:numPr>
         <w:spacing w:before="0" w:after="40"/>
         <w:rPr/>
@@ -1561,7 +1585,7 @@
         <w:pStyle w:val="ListParagraph"/>
         <w:numPr>
           <w:ilvl w:val="0"/>
-          <w:numId w:val="1"/>
+          <w:numId w:val="37"/>
         </w:numPr>
         <w:spacing w:before="0" w:after="40"/>
         <w:rPr/>
@@ -1622,7 +1646,7 @@
         <w:pStyle w:val="ListParagraph"/>
         <w:numPr>
           <w:ilvl w:val="0"/>
-          <w:numId w:val="1"/>
+          <w:numId w:val="38"/>
         </w:numPr>
         <w:spacing w:before="0" w:after="40"/>
         <w:rPr/>
@@ -1641,7 +1665,7 @@
         <w:pStyle w:val="ListParagraph"/>
         <w:numPr>
           <w:ilvl w:val="0"/>
-          <w:numId w:val="1"/>
+          <w:numId w:val="39"/>
         </w:numPr>
         <w:spacing w:before="0" w:after="40"/>
         <w:rPr/>
@@ -1660,7 +1684,7 @@
         <w:pStyle w:val="ListParagraph"/>
         <w:numPr>
           <w:ilvl w:val="0"/>
-          <w:numId w:val="1"/>
+          <w:numId w:val="40"/>
         </w:numPr>
         <w:spacing w:before="0" w:after="40"/>
         <w:rPr/>
@@ -1767,6 +1791,7 @@
         </w:tabs>
         <w:ind w:left="1080" w:hanging="360"/>
       </w:pPr>
+      <w:rPr/>
     </w:lvl>
     <w:lvl w:ilvl="2">
       <w:start w:val="1"/>
@@ -1779,6 +1804,7 @@
         </w:tabs>
         <w:ind w:left="1440" w:hanging="360"/>
       </w:pPr>
+      <w:rPr/>
     </w:lvl>
     <w:lvl w:ilvl="3">
       <w:start w:val="1"/>
@@ -1791,6 +1817,7 @@
         </w:tabs>
         <w:ind w:left="1800" w:hanging="360"/>
       </w:pPr>
+      <w:rPr/>
     </w:lvl>
     <w:lvl w:ilvl="4">
       <w:start w:val="1"/>
@@ -1803,6 +1830,7 @@
         </w:tabs>
         <w:ind w:left="2160" w:hanging="360"/>
       </w:pPr>
+      <w:rPr/>
     </w:lvl>
     <w:lvl w:ilvl="5">
       <w:start w:val="1"/>
@@ -1815,6 +1843,7 @@
         </w:tabs>
         <w:ind w:left="2520" w:hanging="360"/>
       </w:pPr>
+      <w:rPr/>
     </w:lvl>
     <w:lvl w:ilvl="6">
       <w:start w:val="1"/>
@@ -1827,6 +1856,7 @@
         </w:tabs>
         <w:ind w:left="2880" w:hanging="360"/>
       </w:pPr>
+      <w:rPr/>
     </w:lvl>
     <w:lvl w:ilvl="7">
       <w:start w:val="1"/>
@@ -1839,6 +1869,7 @@
         </w:tabs>
         <w:ind w:left="3240" w:hanging="360"/>
       </w:pPr>
+      <w:rPr/>
     </w:lvl>
     <w:lvl w:ilvl="8">
       <w:start w:val="1"/>
@@ -1851,11 +1882,133 @@
         </w:tabs>
         <w:ind w:left="3600" w:hanging="360"/>
       </w:pPr>
+      <w:rPr/>
     </w:lvl>
   </w:abstractNum>
   <w:abstractNum w:abstractNumId="2">
     <w:lvl w:ilvl="0">
       <w:start w:val="1"/>
+      <w:numFmt w:val="bullet"/>
+      <w:lvlText w:val=""/>
+      <w:lvlJc w:val="left"/>
+      <w:pPr>
+        <w:tabs>
+          <w:tab w:val="num" w:pos="0"/>
+        </w:tabs>
+        <w:ind w:left="360" w:hanging="260"/>
+      </w:pPr>
+      <w:rPr>
+        <w:rFonts w:ascii="Symbol" w:hAnsi="Symbol" w:cs="Symbol" w:hint="default"/>
+      </w:rPr>
+    </w:lvl>
+    <w:lvl w:ilvl="1">
+      <w:start w:val="1"/>
+      <w:numFmt w:val="decimal"/>
+      <w:lvlText w:val="%2."/>
+      <w:lvlJc w:val="left"/>
+      <w:pPr>
+        <w:tabs>
+          <w:tab w:val="num" w:pos="1080"/>
+        </w:tabs>
+        <w:ind w:left="1080" w:hanging="360"/>
+      </w:pPr>
+      <w:rPr/>
+    </w:lvl>
+    <w:lvl w:ilvl="2">
+      <w:start w:val="1"/>
+      <w:numFmt w:val="decimal"/>
+      <w:lvlText w:val="%3."/>
+      <w:lvlJc w:val="left"/>
+      <w:pPr>
+        <w:tabs>
+          <w:tab w:val="num" w:pos="1440"/>
+        </w:tabs>
+        <w:ind w:left="1440" w:hanging="360"/>
+      </w:pPr>
+      <w:rPr/>
+    </w:lvl>
+    <w:lvl w:ilvl="3">
+      <w:start w:val="1"/>
+      <w:numFmt w:val="decimal"/>
+      <w:lvlText w:val="%4."/>
+      <w:lvlJc w:val="left"/>
+      <w:pPr>
+        <w:tabs>
+          <w:tab w:val="num" w:pos="1800"/>
+        </w:tabs>
+        <w:ind w:left="1800" w:hanging="360"/>
+      </w:pPr>
+      <w:rPr/>
+    </w:lvl>
+    <w:lvl w:ilvl="4">
+      <w:start w:val="1"/>
+      <w:numFmt w:val="decimal"/>
+      <w:lvlText w:val="%5."/>
+      <w:lvlJc w:val="left"/>
+      <w:pPr>
+        <w:tabs>
+          <w:tab w:val="num" w:pos="2160"/>
+        </w:tabs>
+        <w:ind w:left="2160" w:hanging="360"/>
+      </w:pPr>
+      <w:rPr/>
+    </w:lvl>
+    <w:lvl w:ilvl="5">
+      <w:start w:val="1"/>
+      <w:numFmt w:val="decimal"/>
+      <w:lvlText w:val="%6."/>
+      <w:lvlJc w:val="left"/>
+      <w:pPr>
+        <w:tabs>
+          <w:tab w:val="num" w:pos="2520"/>
+        </w:tabs>
+        <w:ind w:left="2520" w:hanging="360"/>
+      </w:pPr>
+      <w:rPr/>
+    </w:lvl>
+    <w:lvl w:ilvl="6">
+      <w:start w:val="1"/>
+      <w:numFmt w:val="decimal"/>
+      <w:lvlText w:val="%7."/>
+      <w:lvlJc w:val="left"/>
+      <w:pPr>
+        <w:tabs>
+          <w:tab w:val="num" w:pos="2880"/>
+        </w:tabs>
+        <w:ind w:left="2880" w:hanging="360"/>
+      </w:pPr>
+      <w:rPr/>
+    </w:lvl>
+    <w:lvl w:ilvl="7">
+      <w:start w:val="1"/>
+      <w:numFmt w:val="decimal"/>
+      <w:lvlText w:val="%8."/>
+      <w:lvlJc w:val="left"/>
+      <w:pPr>
+        <w:tabs>
+          <w:tab w:val="num" w:pos="3240"/>
+        </w:tabs>
+        <w:ind w:left="3240" w:hanging="360"/>
+      </w:pPr>
+      <w:rPr/>
+    </w:lvl>
+    <w:lvl w:ilvl="8">
+      <w:start w:val="1"/>
+      <w:numFmt w:val="decimal"/>
+      <w:lvlText w:val="%9."/>
+      <w:lvlJc w:val="left"/>
+      <w:pPr>
+        <w:tabs>
+          <w:tab w:val="num" w:pos="3600"/>
+        </w:tabs>
+        <w:ind w:left="3600" w:hanging="360"/>
+      </w:pPr>
+      <w:rPr/>
+    </w:lvl>
+  </w:abstractNum>
+  <w:abstractNum w:abstractNumId="3">
+    <w:lvl w:ilvl="0">
+      <w:start w:val="1"/>
       <w:numFmt w:val="none"/>
       <w:suff w:val="nothing"/>
       <w:lvlText w:val=""/>
@@ -1979,10 +2132,121 @@
     <w:abstractNumId w:val="2"/>
   </w:num>
   <w:num w:numId="3">
-    <w:abstractNumId w:val="1"/>
+    <w:abstractNumId w:val="3"/>
+  </w:num>
+  <w:num w:numId="4">
+    <w:abstractNumId w:val="2"/>
     <w:lvlOverride w:ilvl="0">
       <w:startOverride w:val="1"/>
     </w:lvlOverride>
+  </w:num>
+  <w:num w:numId="5">
+    <w:abstractNumId w:val="2"/>
+  </w:num>
+  <w:num w:numId="6">
+    <w:abstractNumId w:val="2"/>
+  </w:num>
+  <w:num w:numId="7">
+    <w:abstractNumId w:val="2"/>
+  </w:num>
+  <w:num w:numId="8">
+    <w:abstractNumId w:val="2"/>
+  </w:num>
+  <w:num w:numId="9">
+    <w:abstractNumId w:val="2"/>
+  </w:num>
+  <w:num w:numId="10">
+    <w:abstractNumId w:val="2"/>
+  </w:num>
+  <w:num w:numId="11">
+    <w:abstractNumId w:val="2"/>
+  </w:num>
+  <w:num w:numId="12">
+    <w:abstractNumId w:val="2"/>
+  </w:num>
+  <w:num w:numId="13">
+    <w:abstractNumId w:val="2"/>
+  </w:num>
+  <w:num w:numId="14">
+    <w:abstractNumId w:val="2"/>
+  </w:num>
+  <w:num w:numId="15">
+    <w:abstractNumId w:val="2"/>
+  </w:num>
+  <w:num w:numId="16">
+    <w:abstractNumId w:val="2"/>
+  </w:num>
+  <w:num w:numId="17">
+    <w:abstractNumId w:val="2"/>
+  </w:num>
+  <w:num w:numId="18">
+    <w:abstractNumId w:val="2"/>
+  </w:num>
+  <w:num w:numId="19">
+    <w:abstractNumId w:val="2"/>
+  </w:num>
+  <w:num w:numId="20">
+    <w:abstractNumId w:val="2"/>
+  </w:num>
+  <w:num w:numId="21">
+    <w:abstractNumId w:val="2"/>
+  </w:num>
+  <w:num w:numId="22">
+    <w:abstractNumId w:val="2"/>
+  </w:num>
+  <w:num w:numId="23">
+    <w:abstractNumId w:val="2"/>
+  </w:num>
+  <w:num w:numId="24">
+    <w:abstractNumId w:val="2"/>
+  </w:num>
+  <w:num w:numId="25">
+    <w:abstractNumId w:val="2"/>
+  </w:num>
+  <w:num w:numId="26">
+    <w:abstractNumId w:val="2"/>
+  </w:num>
+  <w:num w:numId="27">
+    <w:abstractNumId w:val="2"/>
+  </w:num>
+  <w:num w:numId="28">
+    <w:abstractNumId w:val="2"/>
+  </w:num>
+  <w:num w:numId="29">
+    <w:abstractNumId w:val="2"/>
+  </w:num>
+  <w:num w:numId="30">
+    <w:abstractNumId w:val="2"/>
+  </w:num>
+  <w:num w:numId="31">
+    <w:abstractNumId w:val="2"/>
+  </w:num>
+  <w:num w:numId="32">
+    <w:abstractNumId w:val="2"/>
+  </w:num>
+  <w:num w:numId="33">
+    <w:abstractNumId w:val="2"/>
+  </w:num>
+  <w:num w:numId="34">
+    <w:abstractNumId w:val="2"/>
+  </w:num>
+  <w:num w:numId="35">
+    <w:abstractNumId w:val="2"/>
+  </w:num>
+  <w:num w:numId="36">
+    <w:abstractNumId w:val="2"/>
+  </w:num>
+  <w:num w:numId="37">
+    <w:abstractNumId w:val="2"/>
+  </w:num>
+  <w:num w:numId="38">
+    <w:abstractNumId w:val="2"/>
+  </w:num>
+  <w:num w:numId="39">
+    <w:abstractNumId w:val="2"/>
+  </w:num>
+  <w:num w:numId="40">
+    <w:abstractNumId w:val="2"/>
   </w:num>
 </w:numbering>
 </file>
@@ -2007,6 +2271,7 @@
     <w:qFormat/>
     <w:pPr>
       <w:widowControl/>
+      <w:suppressAutoHyphens w:val="true"/>
       <w:bidi w:val="0"/>
       <w:spacing w:before="0" w:after="0"/>
       <w:jc w:val="left"/>
@@ -2220,6 +2485,7 @@
     <w:qFormat/>
     <w:pPr>
       <w:widowControl/>
+      <w:suppressAutoHyphens w:val="true"/>
       <w:bidi w:val="0"/>
       <w:spacing w:before="0" w:after="0"/>
       <w:jc w:val="left"/>
@@ -2240,6 +2506,7 @@
     <w:qFormat/>
     <w:pPr>
       <w:widowControl/>
+      <w:suppressAutoHyphens w:val="true"/>
       <w:bidi w:val="0"/>
       <w:spacing w:before="0" w:after="0"/>
       <w:jc w:val="left"/>
